--- a/public/downloads/oscrsj-example-surgical-technique.docx
+++ b/public/downloads/oscrsj-example-surgical-technique.docx
@@ -4,25 +4,29 @@
   <w:body>
     <w:p>
       <w:pPr>
-        <w:pStyle w:val="Heading1"/>
+        <w:spacing w:before="0" w:after="0" w:line="480" w:lineRule="auto"/>
         <w:jc w:val="left"/>
       </w:pPr>
       <w:r>
         <w:rPr>
-          <w:rFonts w:ascii="Times New Roman" w:hAnsi="Times New Roman"/>
-          <w:b w:val="0"/>
-          <w:i/>
+          <w:rFonts w:ascii="Times New Roman" w:hAnsi="Times New Roman" w:cs="Times New Roman"/>
+          <w:b/>
+          <w:i w:val="0"/>
           <w:color w:val="000000"/>
           <w:sz w:val="24"/>
         </w:rPr>
-        <w:t>ABSTRACT</w:t>
+        <w:t>Abstract</w:t>
       </w:r>
     </w:p>
     <w:p>
-      <w:pPr/>
+      <w:pPr>
+        <w:spacing w:before="0" w:after="0" w:line="480" w:lineRule="auto"/>
+      </w:pPr>
       <w:r>
         <w:rPr>
-          <w:rFonts w:ascii="Times New Roman" w:hAnsi="Times New Roman"/>
+          <w:rFonts w:ascii="Times New Roman" w:hAnsi="Times New Roman" w:cs="Times New Roman"/>
+          <w:b w:val="0"/>
+          <w:i w:val="0"/>
           <w:color w:val="000000"/>
           <w:sz w:val="24"/>
         </w:rPr>
@@ -31,25 +35,34 @@
     </w:p>
     <w:p>
       <w:pPr>
-        <w:pStyle w:val="Heading1"/>
+        <w:spacing w:before="0" w:after="0" w:line="480" w:lineRule="auto"/>
+      </w:pPr>
+    </w:p>
+    <w:p>
+      <w:pPr>
+        <w:spacing w:before="0" w:after="0" w:line="480" w:lineRule="auto"/>
         <w:jc w:val="left"/>
       </w:pPr>
       <w:r>
         <w:rPr>
-          <w:rFonts w:ascii="Times New Roman" w:hAnsi="Times New Roman"/>
-          <w:b w:val="0"/>
-          <w:i/>
+          <w:rFonts w:ascii="Times New Roman" w:hAnsi="Times New Roman" w:cs="Times New Roman"/>
+          <w:b/>
+          <w:i w:val="0"/>
           <w:color w:val="000000"/>
           <w:sz w:val="24"/>
         </w:rPr>
-        <w:t>KEYWORDS</w:t>
+        <w:t>Keywords</w:t>
       </w:r>
     </w:p>
     <w:p>
-      <w:pPr/>
+      <w:pPr>
+        <w:spacing w:before="0" w:after="0" w:line="480" w:lineRule="auto"/>
+      </w:pPr>
       <w:r>
         <w:rPr>
-          <w:rFonts w:ascii="Times New Roman" w:hAnsi="Times New Roman"/>
+          <w:rFonts w:ascii="Times New Roman" w:hAnsi="Times New Roman" w:cs="Times New Roman"/>
+          <w:b w:val="0"/>
+          <w:i w:val="0"/>
           <w:color w:val="000000"/>
           <w:sz w:val="24"/>
         </w:rPr>
@@ -58,36 +71,112 @@
     </w:p>
     <w:p>
       <w:pPr>
-        <w:pStyle w:val="Heading1"/>
+        <w:spacing w:before="0" w:after="0" w:line="480" w:lineRule="auto"/>
+      </w:pPr>
+    </w:p>
+    <w:p>
+      <w:pPr>
+        <w:pageBreakBefore/>
+        <w:spacing w:before="0" w:after="0" w:line="480" w:lineRule="auto"/>
         <w:jc w:val="left"/>
       </w:pPr>
       <w:r>
         <w:rPr>
-          <w:rFonts w:ascii="Times New Roman" w:hAnsi="Times New Roman"/>
-          <w:b w:val="0"/>
-          <w:i/>
+          <w:rFonts w:ascii="Times New Roman" w:hAnsi="Times New Roman" w:cs="Times New Roman"/>
+          <w:b/>
+          <w:i w:val="0"/>
           <w:color w:val="000000"/>
           <w:sz w:val="24"/>
         </w:rPr>
-        <w:t>INTRODUCTION</w:t>
+        <w:t>Introduction</w:t>
       </w:r>
     </w:p>
     <w:p>
-      <w:pPr/>
+      <w:pPr>
+        <w:spacing w:before="0" w:after="0" w:line="480" w:lineRule="auto"/>
+      </w:pPr>
       <w:r>
         <w:rPr>
-          <w:rFonts w:ascii="Times New Roman" w:hAnsi="Times New Roman"/>
+          <w:rFonts w:ascii="Times New Roman" w:hAnsi="Times New Roman" w:cs="Times New Roman"/>
           <w:color w:val="000000"/>
           <w:sz w:val="24"/>
         </w:rPr>
-        <w:t>Schatzker type IV tibial plateau fractures involve the medial tibial condyle, often with a posteromedial fragment that is difficult to visualize through a standard anteromedial approach [1,2]. Inadequate reduction of the posteromedial fragment has been associated with progressive varus collapse and early post-traumatic arthrosis [3]. Several posterior and posteromedial approaches have been described, but each carries trade-offs in terms of neurovascular risk, soft-tissue exposure, and the surgeon's familiarity with the operative window.</w:t>
+        <w:t>Schatzker type IV tibial plateau fractures involve the medial tibial condyle, often with a posteromedial fragment that is difficult to visualize through a standard anteromedial approach</w:t>
+      </w:r>
+      <w:hyperlink w:anchor="REF_1" w:history="1">
+        <w:r>
+          <w:rPr>
+            <w:rFonts w:ascii="Times New Roman" w:hAnsi="Times New Roman" w:cs="Times New Roman"/>
+            <w:color w:val="0563C1"/>
+            <w:sz w:val="24"/>
+            <w:u w:val="single"/>
+            <w:vertAlign w:val="superscript"/>
+          </w:rPr>
+          <w:t xml:space="preserve">1</w:t>
+        </w:r>
+      </w:hyperlink>
+      <w:hyperlink w:anchor="REF_1" w:history="1">
+        <w:r>
+          <w:rPr>
+            <w:rFonts w:ascii="Times New Roman" w:hAnsi="Times New Roman" w:cs="Times New Roman"/>
+            <w:color w:val="0563C1"/>
+            <w:sz w:val="24"/>
+            <w:u w:val="single"/>
+            <w:vertAlign w:val="superscript"/>
+          </w:rPr>
+          <w:t xml:space="preserve">,</w:t>
+        </w:r>
+      </w:hyperlink>
+      <w:hyperlink w:anchor="REF_2" w:history="1">
+        <w:r>
+          <w:rPr>
+            <w:rFonts w:ascii="Times New Roman" w:hAnsi="Times New Roman" w:cs="Times New Roman"/>
+            <w:color w:val="0563C1"/>
+            <w:sz w:val="24"/>
+            <w:u w:val="single"/>
+            <w:vertAlign w:val="superscript"/>
+          </w:rPr>
+          <w:t xml:space="preserve">2</w:t>
+        </w:r>
+      </w:hyperlink>
+      <w:r>
+        <w:rPr>
+          <w:rFonts w:ascii="Times New Roman" w:hAnsi="Times New Roman" w:cs="Times New Roman"/>
+          <w:color w:val="000000"/>
+          <w:sz w:val="24"/>
+        </w:rPr>
+        <w:t>. Inadequate reduction of the posteromedial fragment has been associated with progressive varus collapse and early post-traumatic arthrosis</w:t>
+      </w:r>
+      <w:hyperlink w:anchor="REF_3" w:history="1">
+        <w:r>
+          <w:rPr>
+            <w:rFonts w:ascii="Times New Roman" w:hAnsi="Times New Roman" w:cs="Times New Roman"/>
+            <w:color w:val="0563C1"/>
+            <w:sz w:val="24"/>
+            <w:u w:val="single"/>
+            <w:vertAlign w:val="superscript"/>
+          </w:rPr>
+          <w:t xml:space="preserve">3</w:t>
+        </w:r>
+      </w:hyperlink>
+      <w:r>
+        <w:rPr>
+          <w:rFonts w:ascii="Times New Roman" w:hAnsi="Times New Roman" w:cs="Times New Roman"/>
+          <w:color w:val="000000"/>
+          <w:sz w:val="24"/>
+        </w:rPr>
+        <w:t>. Several posterior and posteromedial approaches have been described, but each carries trade-offs in terms of neurovascular risk, soft-tissue exposure, and the surgeon's familiarity with the operative window.</w:t>
       </w:r>
     </w:p>
     <w:p>
-      <w:pPr/>
+      <w:pPr>
+        <w:spacing w:before="0" w:after="0" w:line="480" w:lineRule="auto"/>
+      </w:pPr>
       <w:r>
         <w:rPr>
-          <w:rFonts w:ascii="Times New Roman" w:hAnsi="Times New Roman"/>
+          <w:rFonts w:ascii="Times New Roman" w:hAnsi="Times New Roman" w:cs="Times New Roman"/>
+          <w:b w:val="0"/>
+          <w:i w:val="0"/>
           <w:color w:val="000000"/>
           <w:sz w:val="24"/>
         </w:rPr>
@@ -96,25 +185,34 @@
     </w:p>
     <w:p>
       <w:pPr>
-        <w:pStyle w:val="Heading1"/>
+        <w:spacing w:before="0" w:after="0" w:line="480" w:lineRule="auto"/>
+      </w:pPr>
+    </w:p>
+    <w:p>
+      <w:pPr>
+        <w:spacing w:before="0" w:after="0" w:line="480" w:lineRule="auto"/>
         <w:jc w:val="left"/>
       </w:pPr>
       <w:r>
         <w:rPr>
-          <w:rFonts w:ascii="Times New Roman" w:hAnsi="Times New Roman"/>
-          <w:b w:val="0"/>
-          <w:i/>
+          <w:rFonts w:ascii="Times New Roman" w:hAnsi="Times New Roman" w:cs="Times New Roman"/>
+          <w:b/>
+          <w:i w:val="0"/>
           <w:color w:val="000000"/>
           <w:sz w:val="24"/>
         </w:rPr>
-        <w:t>SURGICAL TECHNIQUE</w:t>
+        <w:t>Surgical technique</w:t>
       </w:r>
     </w:p>
     <w:p>
-      <w:pPr/>
+      <w:pPr>
+        <w:spacing w:before="0" w:after="0" w:line="480" w:lineRule="auto"/>
+      </w:pPr>
       <w:r>
         <w:rPr>
-          <w:rFonts w:ascii="Times New Roman" w:hAnsi="Times New Roman"/>
+          <w:rFonts w:ascii="Times New Roman" w:hAnsi="Times New Roman" w:cs="Times New Roman"/>
+          <w:b w:val="0"/>
+          <w:i w:val="0"/>
           <w:color w:val="000000"/>
           <w:sz w:val="24"/>
         </w:rPr>
@@ -122,10 +220,14 @@
       </w:r>
     </w:p>
     <w:p>
-      <w:pPr/>
+      <w:pPr>
+        <w:spacing w:before="0" w:after="0" w:line="480" w:lineRule="auto"/>
+      </w:pPr>
       <w:r>
         <w:rPr>
-          <w:rFonts w:ascii="Times New Roman" w:hAnsi="Times New Roman"/>
+          <w:rFonts w:ascii="Times New Roman" w:hAnsi="Times New Roman" w:cs="Times New Roman"/>
+          <w:b w:val="0"/>
+          <w:i w:val="0"/>
           <w:color w:val="000000"/>
           <w:sz w:val="24"/>
         </w:rPr>
@@ -133,10 +235,14 @@
       </w:r>
     </w:p>
     <w:p>
-      <w:pPr/>
+      <w:pPr>
+        <w:spacing w:before="0" w:after="0" w:line="480" w:lineRule="auto"/>
+      </w:pPr>
       <w:r>
         <w:rPr>
-          <w:rFonts w:ascii="Times New Roman" w:hAnsi="Times New Roman"/>
+          <w:rFonts w:ascii="Times New Roman" w:hAnsi="Times New Roman" w:cs="Times New Roman"/>
+          <w:b w:val="0"/>
+          <w:i w:val="0"/>
           <w:color w:val="000000"/>
           <w:sz w:val="24"/>
         </w:rPr>
@@ -144,10 +250,14 @@
       </w:r>
     </w:p>
     <w:p>
-      <w:pPr/>
+      <w:pPr>
+        <w:spacing w:before="0" w:after="0" w:line="480" w:lineRule="auto"/>
+      </w:pPr>
       <w:r>
         <w:rPr>
-          <w:rFonts w:ascii="Times New Roman" w:hAnsi="Times New Roman"/>
+          <w:rFonts w:ascii="Times New Roman" w:hAnsi="Times New Roman" w:cs="Times New Roman"/>
+          <w:b w:val="0"/>
+          <w:i w:val="0"/>
           <w:color w:val="000000"/>
           <w:sz w:val="24"/>
         </w:rPr>
@@ -155,10 +265,14 @@
       </w:r>
     </w:p>
     <w:p>
-      <w:pPr/>
+      <w:pPr>
+        <w:spacing w:before="0" w:after="0" w:line="480" w:lineRule="auto"/>
+      </w:pPr>
       <w:r>
         <w:rPr>
-          <w:rFonts w:ascii="Times New Roman" w:hAnsi="Times New Roman"/>
+          <w:rFonts w:ascii="Times New Roman" w:hAnsi="Times New Roman" w:cs="Times New Roman"/>
+          <w:b w:val="0"/>
+          <w:i w:val="0"/>
           <w:color w:val="000000"/>
           <w:sz w:val="24"/>
         </w:rPr>
@@ -166,10 +280,14 @@
       </w:r>
     </w:p>
     <w:p>
-      <w:pPr/>
+      <w:pPr>
+        <w:spacing w:before="0" w:after="0" w:line="480" w:lineRule="auto"/>
+      </w:pPr>
       <w:r>
         <w:rPr>
-          <w:rFonts w:ascii="Times New Roman" w:hAnsi="Times New Roman"/>
+          <w:rFonts w:ascii="Times New Roman" w:hAnsi="Times New Roman" w:cs="Times New Roman"/>
+          <w:b w:val="0"/>
+          <w:i w:val="0"/>
           <w:color w:val="000000"/>
           <w:sz w:val="24"/>
         </w:rPr>
@@ -177,10 +295,14 @@
       </w:r>
     </w:p>
     <w:p>
-      <w:pPr/>
+      <w:pPr>
+        <w:spacing w:before="0" w:after="0" w:line="480" w:lineRule="auto"/>
+      </w:pPr>
       <w:r>
         <w:rPr>
-          <w:rFonts w:ascii="Times New Roman" w:hAnsi="Times New Roman"/>
+          <w:rFonts w:ascii="Times New Roman" w:hAnsi="Times New Roman" w:cs="Times New Roman"/>
+          <w:b w:val="0"/>
+          <w:i w:val="0"/>
           <w:color w:val="000000"/>
           <w:sz w:val="24"/>
         </w:rPr>
@@ -188,10 +310,14 @@
       </w:r>
     </w:p>
     <w:p>
-      <w:pPr/>
+      <w:pPr>
+        <w:spacing w:before="0" w:after="0" w:line="480" w:lineRule="auto"/>
+      </w:pPr>
       <w:r>
         <w:rPr>
-          <w:rFonts w:ascii="Times New Roman" w:hAnsi="Times New Roman"/>
+          <w:rFonts w:ascii="Times New Roman" w:hAnsi="Times New Roman" w:cs="Times New Roman"/>
+          <w:b w:val="0"/>
+          <w:i w:val="0"/>
           <w:color w:val="000000"/>
           <w:sz w:val="24"/>
         </w:rPr>
@@ -199,10 +325,14 @@
       </w:r>
     </w:p>
     <w:p>
-      <w:pPr/>
+      <w:pPr>
+        <w:spacing w:before="0" w:after="0" w:line="480" w:lineRule="auto"/>
+      </w:pPr>
       <w:r>
         <w:rPr>
-          <w:rFonts w:ascii="Times New Roman" w:hAnsi="Times New Roman"/>
+          <w:rFonts w:ascii="Times New Roman" w:hAnsi="Times New Roman" w:cs="Times New Roman"/>
+          <w:b w:val="0"/>
+          <w:i w:val="0"/>
           <w:color w:val="000000"/>
           <w:sz w:val="24"/>
         </w:rPr>
@@ -211,36 +341,87 @@
     </w:p>
     <w:p>
       <w:pPr>
-        <w:pStyle w:val="Heading1"/>
+        <w:spacing w:before="0" w:after="0" w:line="480" w:lineRule="auto"/>
+      </w:pPr>
+    </w:p>
+    <w:p>
+      <w:pPr>
+        <w:spacing w:before="0" w:after="0" w:line="480" w:lineRule="auto"/>
         <w:jc w:val="left"/>
       </w:pPr>
       <w:r>
         <w:rPr>
-          <w:rFonts w:ascii="Times New Roman" w:hAnsi="Times New Roman"/>
-          <w:b w:val="0"/>
-          <w:i/>
+          <w:rFonts w:ascii="Times New Roman" w:hAnsi="Times New Roman" w:cs="Times New Roman"/>
+          <w:b/>
+          <w:i w:val="0"/>
           <w:color w:val="000000"/>
           <w:sz w:val="24"/>
         </w:rPr>
-        <w:t>DISCUSSION</w:t>
+        <w:t>Discussion</w:t>
       </w:r>
     </w:p>
     <w:p>
-      <w:pPr/>
+      <w:pPr>
+        <w:spacing w:before="0" w:after="0" w:line="480" w:lineRule="auto"/>
+      </w:pPr>
       <w:r>
         <w:rPr>
-          <w:rFonts w:ascii="Times New Roman" w:hAnsi="Times New Roman"/>
+          <w:rFonts w:ascii="Times New Roman" w:hAnsi="Times New Roman" w:cs="Times New Roman"/>
           <w:color w:val="000000"/>
           <w:sz w:val="24"/>
         </w:rPr>
-        <w:t>The principal advantage of this modified posteromedial approach is direct visualization of the posteromedial fragment without disruption of the medial collateral ligament, which is a known concern with more anterior approaches [4]. The interval between the medial gastrocnemius and pes anserinus provides a safe operative window distant from the popliteal neurovascular structures and avoids the morbidity of the more posterior approaches described by previous authors [5].</w:t>
+        <w:t>The principal advantage of this modified posteromedial approach is direct visualization of the posteromedial fragment without disruption of the medial collateral ligament, which is a known concern with more anterior approaches</w:t>
+      </w:r>
+      <w:hyperlink w:anchor="REF_4" w:history="1">
+        <w:r>
+          <w:rPr>
+            <w:rFonts w:ascii="Times New Roman" w:hAnsi="Times New Roman" w:cs="Times New Roman"/>
+            <w:color w:val="0563C1"/>
+            <w:sz w:val="24"/>
+            <w:u w:val="single"/>
+            <w:vertAlign w:val="superscript"/>
+          </w:rPr>
+          <w:t xml:space="preserve">4</w:t>
+        </w:r>
+      </w:hyperlink>
+      <w:r>
+        <w:rPr>
+          <w:rFonts w:ascii="Times New Roman" w:hAnsi="Times New Roman" w:cs="Times New Roman"/>
+          <w:color w:val="000000"/>
+          <w:sz w:val="24"/>
+        </w:rPr>
+        <w:t>. The interval between the medial gastrocnemius and pes anserinus provides a safe operative window distant from the popliteal neurovascular structures and avoids the morbidity of the more posterior approaches described by previous authors</w:t>
+      </w:r>
+      <w:hyperlink w:anchor="REF_5" w:history="1">
+        <w:r>
+          <w:rPr>
+            <w:rFonts w:ascii="Times New Roman" w:hAnsi="Times New Roman" w:cs="Times New Roman"/>
+            <w:color w:val="0563C1"/>
+            <w:sz w:val="24"/>
+            <w:u w:val="single"/>
+            <w:vertAlign w:val="superscript"/>
+          </w:rPr>
+          <w:t xml:space="preserve">5</w:t>
+        </w:r>
+      </w:hyperlink>
+      <w:r>
+        <w:rPr>
+          <w:rFonts w:ascii="Times New Roman" w:hAnsi="Times New Roman" w:cs="Times New Roman"/>
+          <w:color w:val="000000"/>
+          <w:sz w:val="24"/>
+        </w:rPr>
+        <w:t>.</w:t>
       </w:r>
     </w:p>
     <w:p>
-      <w:pPr/>
+      <w:pPr>
+        <w:spacing w:before="0" w:after="0" w:line="480" w:lineRule="auto"/>
+      </w:pPr>
       <w:r>
         <w:rPr>
-          <w:rFonts w:ascii="Times New Roman" w:hAnsi="Times New Roman"/>
+          <w:rFonts w:ascii="Times New Roman" w:hAnsi="Times New Roman" w:cs="Times New Roman"/>
+          <w:b w:val="0"/>
+          <w:i w:val="0"/>
           <w:color w:val="000000"/>
           <w:sz w:val="24"/>
         </w:rPr>
@@ -249,25 +430,34 @@
     </w:p>
     <w:p>
       <w:pPr>
-        <w:pStyle w:val="Heading1"/>
+        <w:spacing w:before="0" w:after="0" w:line="480" w:lineRule="auto"/>
+      </w:pPr>
+    </w:p>
+    <w:p>
+      <w:pPr>
+        <w:spacing w:before="0" w:after="0" w:line="480" w:lineRule="auto"/>
         <w:jc w:val="left"/>
       </w:pPr>
       <w:r>
         <w:rPr>
-          <w:rFonts w:ascii="Times New Roman" w:hAnsi="Times New Roman"/>
-          <w:b w:val="0"/>
-          <w:i/>
+          <w:rFonts w:ascii="Times New Roman" w:hAnsi="Times New Roman" w:cs="Times New Roman"/>
+          <w:b/>
+          <w:i w:val="0"/>
           <w:color w:val="000000"/>
           <w:sz w:val="24"/>
         </w:rPr>
-        <w:t>CONCLUSION</w:t>
+        <w:t>Conclusion</w:t>
       </w:r>
     </w:p>
     <w:p>
-      <w:pPr/>
+      <w:pPr>
+        <w:spacing w:before="0" w:after="0" w:line="480" w:lineRule="auto"/>
+      </w:pPr>
       <w:r>
         <w:rPr>
-          <w:rFonts w:ascii="Times New Roman" w:hAnsi="Times New Roman"/>
+          <w:rFonts w:ascii="Times New Roman" w:hAnsi="Times New Roman" w:cs="Times New Roman"/>
+          <w:b w:val="0"/>
+          <w:i w:val="0"/>
           <w:color w:val="000000"/>
           <w:sz w:val="24"/>
         </w:rPr>
@@ -275,119 +465,138 @@
       </w:r>
     </w:p>
     <w:p>
-      <w:pPr/>
+      <w:pPr>
+        <w:pageBreakBefore/>
+        <w:spacing w:before="0" w:after="0" w:line="480" w:lineRule="auto"/>
+        <w:jc w:val="center"/>
+      </w:pPr>
       <w:r>
-        <w:br w:type="page"/>
+        <w:rPr>
+          <w:rFonts w:ascii="Times New Roman" w:hAnsi="Times New Roman" w:cs="Times New Roman"/>
+          <w:b/>
+          <w:i w:val="0"/>
+          <w:color w:val="000000"/>
+          <w:sz w:val="24"/>
+        </w:rPr>
+        <w:t>References</w:t>
       </w:r>
     </w:p>
     <w:p>
       <w:pPr>
-        <w:pStyle w:val="Heading1"/>
-        <w:jc w:val="left"/>
+        <w:spacing w:before="0" w:after="0" w:line="480" w:lineRule="auto"/>
+        <w:ind w:left="720" w:hanging="720"/>
       </w:pPr>
+      <w:bookmarkStart w:id="0" w:name="REF_1"/>
+      <w:bookmarkEnd w:id="0"/>
       <w:r>
         <w:rPr>
-          <w:rFonts w:ascii="Times New Roman" w:hAnsi="Times New Roman"/>
+          <w:rFonts w:ascii="Times New Roman" w:hAnsi="Times New Roman" w:cs="Times New Roman"/>
           <w:b w:val="0"/>
-          <w:i/>
+          <w:i w:val="0"/>
           <w:color w:val="000000"/>
           <w:sz w:val="24"/>
         </w:rPr>
-        <w:t>REFERENCES</w:t>
+        <w:t>1.  Schatzker J, McBroom R, Bruce D. The tibial plateau fracture. The Toronto experience 1968–1975. Clin Orthop Relat Res. 1979;138:94–104.</w:t>
       </w:r>
     </w:p>
     <w:p>
       <w:pPr>
-        <w:ind w:hanging="360" w:left="360"/>
+        <w:spacing w:before="0" w:after="0" w:line="480" w:lineRule="auto"/>
+        <w:ind w:left="720" w:hanging="720"/>
       </w:pPr>
+      <w:bookmarkStart w:id="1" w:name="REF_2"/>
+      <w:bookmarkEnd w:id="1"/>
       <w:r>
         <w:rPr>
-          <w:rFonts w:ascii="Times New Roman" w:hAnsi="Times New Roman"/>
+          <w:rFonts w:ascii="Times New Roman" w:hAnsi="Times New Roman" w:cs="Times New Roman"/>
+          <w:b w:val="0"/>
+          <w:i w:val="0"/>
           <w:color w:val="000000"/>
           <w:sz w:val="24"/>
         </w:rPr>
-        <w:t>[1]  Schatzker J, McBroom R, Bruce D. The tibial plateau fracture. The Toronto experience 1968–1975. Clin Orthop Relat Res. 1979;138:94–104.</w:t>
+        <w:t>2.  Markhardt BK, Gross JM, Monu JU. Schatzker classification of tibial plateau fractures: use of CT and MR imaging improves assessment. Radiographics. 2009;29(2):585–597. https://doi.org/10.1148/rg.292085078</w:t>
       </w:r>
     </w:p>
     <w:p>
       <w:pPr>
-        <w:ind w:hanging="360" w:left="360"/>
+        <w:spacing w:before="0" w:after="0" w:line="480" w:lineRule="auto"/>
+        <w:ind w:left="720" w:hanging="720"/>
       </w:pPr>
+      <w:bookmarkStart w:id="2" w:name="REF_3"/>
+      <w:bookmarkEnd w:id="2"/>
       <w:r>
         <w:rPr>
-          <w:rFonts w:ascii="Times New Roman" w:hAnsi="Times New Roman"/>
+          <w:rFonts w:ascii="Times New Roman" w:hAnsi="Times New Roman" w:cs="Times New Roman"/>
+          <w:b w:val="0"/>
+          <w:i w:val="0"/>
           <w:color w:val="000000"/>
           <w:sz w:val="24"/>
         </w:rPr>
-        <w:t>[2]  Markhardt BK, Gross JM, Monu JU. Schatzker classification of tibial plateau fractures: use of CT and MR imaging improves assessment. Radiographics. 2009;29(2):585–597. https://doi.org/10.1148/rg.292085078</w:t>
+        <w:t>3.  Barei DP, Nork SE, Mills WJ, Coles CP, Henley MB, Benirschke SK. Functional outcomes of severe bicondylar tibial plateau fractures treated with dual incisions and medial and lateral plates. J Bone Joint Surg Am. 2006;88(8):1713–1721. https://doi.org/10.2106/JBJS.E.00907</w:t>
       </w:r>
     </w:p>
     <w:p>
       <w:pPr>
-        <w:ind w:hanging="360" w:left="360"/>
+        <w:spacing w:before="0" w:after="0" w:line="480" w:lineRule="auto"/>
+        <w:ind w:left="720" w:hanging="720"/>
       </w:pPr>
+      <w:bookmarkStart w:id="3" w:name="REF_4"/>
+      <w:bookmarkEnd w:id="3"/>
       <w:r>
         <w:rPr>
-          <w:rFonts w:ascii="Times New Roman" w:hAnsi="Times New Roman"/>
+          <w:rFonts w:ascii="Times New Roman" w:hAnsi="Times New Roman" w:cs="Times New Roman"/>
+          <w:b w:val="0"/>
+          <w:i w:val="0"/>
           <w:color w:val="000000"/>
           <w:sz w:val="24"/>
         </w:rPr>
-        <w:t>[3]  Barei DP, Nork SE, Mills WJ, Coles CP, Henley MB, Benirschke SK. Functional outcomes of severe bicondylar tibial plateau fractures treated with dual incisions and medial and lateral plates. J Bone Joint Surg Am. 2006;88(8):1713–1721. https://doi.org/10.2106/JBJS.E.00907</w:t>
+        <w:t>4.  Galla M, Lobenhoffer P. The direct, dorsal approach to the treatment of unstable tibial posteromedial fracture-dislocations. Unfallchirurg. 2003;106(3):241–247. https://doi.org/10.1007/s00113-003-0590-0</w:t>
       </w:r>
     </w:p>
     <w:p>
       <w:pPr>
-        <w:ind w:hanging="360" w:left="360"/>
+        <w:spacing w:before="0" w:after="0" w:line="480" w:lineRule="auto"/>
+        <w:ind w:left="720" w:hanging="720"/>
       </w:pPr>
+      <w:bookmarkStart w:id="4" w:name="REF_5"/>
+      <w:bookmarkEnd w:id="4"/>
       <w:r>
         <w:rPr>
-          <w:rFonts w:ascii="Times New Roman" w:hAnsi="Times New Roman"/>
+          <w:rFonts w:ascii="Times New Roman" w:hAnsi="Times New Roman" w:cs="Times New Roman"/>
+          <w:b w:val="0"/>
+          <w:i w:val="0"/>
           <w:color w:val="000000"/>
           <w:sz w:val="24"/>
         </w:rPr>
-        <w:t>[4]  Galla M, Lobenhoffer P. The direct, dorsal approach to the treatment of unstable tibial posteromedial fracture-dislocations. Unfallchirurg. 2003;106(3):241–247. https://doi.org/10.1007/s00113-003-0590-0</w:t>
+        <w:t>5.  Lobenhoffer P, Gerich T, Bertram T, Lattermann C, Pohlemann T, Tscherne H. Particular surgical exposures for the treatment of tibial head fractures with posteromedial fragments. Unfallchirurg. 1997;100(12):957–967. https://doi.org/10.1007/s001130050213</w:t>
       </w:r>
     </w:p>
     <w:p>
       <w:pPr>
-        <w:ind w:hanging="360" w:left="360"/>
+        <w:pageBreakBefore/>
+        <w:spacing w:before="0" w:after="0" w:line="480" w:lineRule="auto"/>
+        <w:jc w:val="center"/>
       </w:pPr>
       <w:r>
         <w:rPr>
-          <w:rFonts w:ascii="Times New Roman" w:hAnsi="Times New Roman"/>
+          <w:rFonts w:ascii="Times New Roman" w:hAnsi="Times New Roman" w:cs="Times New Roman"/>
+          <w:b/>
+          <w:i w:val="0"/>
           <w:color w:val="000000"/>
           <w:sz w:val="24"/>
         </w:rPr>
-        <w:t>[5]  Lobenhoffer P, Gerich T, Bertram T, Lattermann C, Pohlemann T, Tscherne H. Particular surgical exposures for the treatment of tibial head fractures with posteromedial fragments. Unfallchirurg. 1997;100(12):957–967. https://doi.org/10.1007/s001130050213</w:t>
-      </w:r>
-    </w:p>
-    <w:p>
-      <w:pPr/>
-      <w:r>
-        <w:br w:type="page"/>
+        <w:t>Figure legends</w:t>
       </w:r>
     </w:p>
     <w:p>
       <w:pPr>
-        <w:pStyle w:val="Heading1"/>
-        <w:jc w:val="left"/>
+        <w:spacing w:before="0" w:after="0" w:line="480" w:lineRule="auto"/>
       </w:pPr>
       <w:r>
         <w:rPr>
-          <w:rFonts w:ascii="Times New Roman" w:hAnsi="Times New Roman"/>
+          <w:rFonts w:ascii="Times New Roman" w:hAnsi="Times New Roman" w:cs="Times New Roman"/>
           <w:b w:val="0"/>
-          <w:i/>
-          <w:color w:val="000000"/>
-          <w:sz w:val="24"/>
-        </w:rPr>
-        <w:t>FIGURE LEGENDS</w:t>
-      </w:r>
-    </w:p>
-    <w:p>
-      <w:pPr/>
-      <w:r>
-        <w:rPr>
-          <w:rFonts w:ascii="Times New Roman" w:hAnsi="Times New Roman"/>
+          <w:i w:val="0"/>
           <w:color w:val="000000"/>
           <w:sz w:val="24"/>
         </w:rPr>
@@ -395,10 +604,14 @@
       </w:r>
     </w:p>
     <w:p>
-      <w:pPr/>
+      <w:pPr>
+        <w:spacing w:before="0" w:after="0" w:line="480" w:lineRule="auto"/>
+      </w:pPr>
       <w:r>
         <w:rPr>
-          <w:rFonts w:ascii="Times New Roman" w:hAnsi="Times New Roman"/>
+          <w:rFonts w:ascii="Times New Roman" w:hAnsi="Times New Roman" w:cs="Times New Roman"/>
+          <w:b w:val="0"/>
+          <w:i w:val="0"/>
           <w:color w:val="000000"/>
           <w:sz w:val="24"/>
         </w:rPr>
@@ -406,10 +619,14 @@
       </w:r>
     </w:p>
     <w:p>
-      <w:pPr/>
+      <w:pPr>
+        <w:spacing w:before="0" w:after="0" w:line="480" w:lineRule="auto"/>
+      </w:pPr>
       <w:r>
         <w:rPr>
-          <w:rFonts w:ascii="Times New Roman" w:hAnsi="Times New Roman"/>
+          <w:rFonts w:ascii="Times New Roman" w:hAnsi="Times New Roman" w:cs="Times New Roman"/>
+          <w:b w:val="0"/>
+          <w:i w:val="0"/>
           <w:color w:val="000000"/>
           <w:sz w:val="24"/>
         </w:rPr>
@@ -417,10 +634,14 @@
       </w:r>
     </w:p>
     <w:p>
-      <w:pPr/>
+      <w:pPr>
+        <w:spacing w:before="0" w:after="0" w:line="480" w:lineRule="auto"/>
+      </w:pPr>
       <w:r>
         <w:rPr>
-          <w:rFonts w:ascii="Times New Roman" w:hAnsi="Times New Roman"/>
+          <w:rFonts w:ascii="Times New Roman" w:hAnsi="Times New Roman" w:cs="Times New Roman"/>
+          <w:b w:val="0"/>
+          <w:i w:val="0"/>
           <w:color w:val="000000"/>
           <w:sz w:val="24"/>
         </w:rPr>
@@ -428,7 +649,7 @@
       </w:r>
     </w:p>
     <w:sectPr>
-      <w:footerReference w:type="default" r:id="rId9"/>
+      <w:headerReference w:type="default" r:id="rId9"/>
       <w:pgSz w:w="12240" w:h="15840"/>
       <w:pgMar w:top="1440" w:right="1440" w:bottom="1440" w:left="1440" w:header="720" w:footer="720" w:gutter="0"/>
       <w:cols w:space="720"/>
@@ -439,24 +660,24 @@
 </w:document>
 </file>
 
-<file path=word/footer1.xml><?xml version="1.0" encoding="utf-8"?>
-<w:ftr xmlns:m="http://schemas.openxmlformats.org/officeDocument/2006/math" xmlns:mc="http://schemas.openxmlformats.org/markup-compatibility/2006" xmlns:mo="http://schemas.microsoft.com/office/mac/office/2008/main" xmlns:mv="urn:schemas-microsoft-com:mac:vml" xmlns:o="urn:schemas-microsoft-com:office:office" xmlns:r="http://schemas.openxmlformats.org/officeDocument/2006/relationships" xmlns:v="urn:schemas-microsoft-com:vml" xmlns:w10="urn:schemas-microsoft-com:office:word" xmlns:w14="http://schemas.microsoft.com/office/word/2010/wordml" xmlns:w="http://schemas.openxmlformats.org/wordprocessingml/2006/main" xmlns:wne="http://schemas.microsoft.com/office/word/2006/wordml" xmlns:wp14="http://schemas.microsoft.com/office/word/2010/wordprocessingDrawing" xmlns:wp="http://schemas.openxmlformats.org/drawingml/2006/wordprocessingDrawing" xmlns:wpc="http://schemas.microsoft.com/office/word/2010/wordprocessingCanvas" xmlns:wpg="http://schemas.microsoft.com/office/word/2010/wordprocessingGroup" xmlns:wpi="http://schemas.microsoft.com/office/word/2010/wordprocessingInk" xmlns:wps="http://schemas.microsoft.com/office/word/2010/wordprocessingShape" mc:Ignorable="w14 wp14">
+<file path=word/header1.xml><?xml version="1.0" encoding="utf-8"?>
+<w:hdr xmlns:m="http://schemas.openxmlformats.org/officeDocument/2006/math" xmlns:mc="http://schemas.openxmlformats.org/markup-compatibility/2006" xmlns:mo="http://schemas.microsoft.com/office/mac/office/2008/main" xmlns:mv="urn:schemas-microsoft-com:mac:vml" xmlns:o="urn:schemas-microsoft-com:office:office" xmlns:r="http://schemas.openxmlformats.org/officeDocument/2006/relationships" xmlns:v="urn:schemas-microsoft-com:vml" xmlns:w10="urn:schemas-microsoft-com:office:word" xmlns:w14="http://schemas.microsoft.com/office/word/2010/wordml" xmlns:w="http://schemas.openxmlformats.org/wordprocessingml/2006/main" xmlns:wne="http://schemas.microsoft.com/office/word/2006/wordml" xmlns:wp14="http://schemas.microsoft.com/office/word/2010/wordprocessingDrawing" xmlns:wp="http://schemas.openxmlformats.org/drawingml/2006/wordprocessingDrawing" xmlns:wpc="http://schemas.microsoft.com/office/word/2010/wordprocessingCanvas" xmlns:wpg="http://schemas.microsoft.com/office/word/2010/wordprocessingGroup" xmlns:wpi="http://schemas.microsoft.com/office/word/2010/wordprocessingInk" xmlns:wps="http://schemas.microsoft.com/office/word/2010/wordprocessingShape" mc:Ignorable="w14 wp14">
   <w:p>
     <w:pPr>
-      <w:pStyle w:val="Footer"/>
-      <w:jc w:val="center"/>
-    </w:pPr>
-    <w:fldSimple w:instr=" PAGE ">
-      <w:r>
-        <w:rPr>
-          <w:rFonts w:ascii="Times New Roman" w:hAnsi="Times New Roman"/>
-          <w:sz w:val="24"/>
-        </w:rPr>
-        <w:t>1</w:t>
-      </w:r>
-    </w:fldSimple>
+      <w:spacing w:before="0" w:after="0" w:line="240" w:lineRule="auto"/>
+      <w:jc w:val="right"/>
+    </w:pPr>
+    <w:r>
+      <w:rPr>
+        <w:rFonts w:ascii="Times New Roman" w:hAnsi="Times New Roman" w:cs="Times New Roman"/>
+        <w:i/>
+        <w:color w:val="000000"/>
+        <w:sz w:val="24"/>
+      </w:rPr>
+      <w:t>Modified posteromedial approach for tibial plateau</w:t>
+    </w:r>
   </w:p>
-</w:ftr>
+</w:hdr>
 </file>
 
 <file path=word/numbering.xml><?xml version="1.0" encoding="utf-8"?>
@@ -822,16 +1043,10 @@
     <w:name w:val="Normal"/>
     <w:qFormat/>
     <w:rsid w:val="00FC693F"/>
-    <w:pPr>
-      <w:spacing w:line="480" w:lineRule="auto" w:after="0" w:before="0"/>
-    </w:pPr>
     <w:rPr>
-      <w:rFonts w:ascii="Times New Roman" w:hAnsi="Times New Roman" w:cs="Times New Roman" w:eastAsia="Times New Roman"/>
-      <w:b w:val="0"/>
-      <w:i w:val="0"/>
+      <w:rFonts w:ascii="Times New Roman" w:hAnsi="Times New Roman" w:cs="Times New Roman"/>
       <w:color w:val="000000"/>
       <w:sz w:val="24"/>
-      <w:u w:val="none"/>
     </w:rPr>
   </w:style>
   <w:style w:type="paragraph" w:styleId="Header">
@@ -889,16 +1104,16 @@
     <w:pPr>
       <w:keepNext/>
       <w:keepLines/>
-      <w:spacing w:before="240" w:after="0" w:line="480" w:lineRule="auto"/>
+      <w:spacing w:before="480" w:after="0"/>
       <w:outlineLvl w:val="0"/>
     </w:pPr>
     <w:rPr>
-      <w:rFonts w:asciiTheme="majorHAnsi" w:eastAsiaTheme="majorEastAsia" w:hAnsiTheme="majorHAnsi" w:cstheme="majorBidi" w:ascii="Times New Roman" w:hAnsi="Times New Roman"/>
-      <w:i/>
-      <w:color w:val="000000"/>
-      <w:sz w:val="24"/>
+      <w:rFonts w:asciiTheme="majorHAnsi" w:eastAsiaTheme="majorEastAsia" w:hAnsiTheme="majorHAnsi" w:cstheme="majorBidi"/>
+      <w:b/>
+      <w:bCs/>
+      <w:color w:val="365F91" w:themeColor="accent1" w:themeShade="BF"/>
+      <w:sz w:val="28"/>
       <w:szCs w:val="28"/>
-      <w:u w:val="none"/>
     </w:rPr>
   </w:style>
   <w:style w:type="paragraph" w:styleId="Heading2">
@@ -913,16 +1128,16 @@
     <w:pPr>
       <w:keepNext/>
       <w:keepLines/>
-      <w:spacing w:before="240" w:after="0" w:line="480" w:lineRule="auto"/>
+      <w:spacing w:before="200" w:after="0"/>
       <w:outlineLvl w:val="1"/>
     </w:pPr>
     <w:rPr>
-      <w:rFonts w:asciiTheme="majorHAnsi" w:eastAsiaTheme="majorEastAsia" w:hAnsiTheme="majorHAnsi" w:cstheme="majorBidi" w:ascii="Times New Roman" w:hAnsi="Times New Roman"/>
-      <w:i/>
-      <w:color w:val="000000"/>
-      <w:sz w:val="24"/>
+      <w:rFonts w:asciiTheme="majorHAnsi" w:eastAsiaTheme="majorEastAsia" w:hAnsiTheme="majorHAnsi" w:cstheme="majorBidi"/>
+      <w:b/>
+      <w:bCs/>
+      <w:color w:val="4F81BD" w:themeColor="accent1"/>
+      <w:sz w:val="26"/>
       <w:szCs w:val="26"/>
-      <w:u w:val="none"/>
     </w:rPr>
   </w:style>
   <w:style w:type="paragraph" w:styleId="Heading3">
@@ -937,15 +1152,14 @@
     <w:pPr>
       <w:keepNext/>
       <w:keepLines/>
-      <w:spacing w:before="240" w:after="0" w:line="480" w:lineRule="auto"/>
+      <w:spacing w:before="200" w:after="0"/>
       <w:outlineLvl w:val="2"/>
     </w:pPr>
     <w:rPr>
-      <w:rFonts w:asciiTheme="majorHAnsi" w:eastAsiaTheme="majorEastAsia" w:hAnsiTheme="majorHAnsi" w:cstheme="majorBidi" w:ascii="Times New Roman" w:hAnsi="Times New Roman"/>
-      <w:i/>
-      <w:color w:val="000000"/>
-      <w:sz w:val="24"/>
-      <w:u w:val="none"/>
+      <w:rFonts w:asciiTheme="majorHAnsi" w:eastAsiaTheme="majorEastAsia" w:hAnsiTheme="majorHAnsi" w:cstheme="majorBidi"/>
+      <w:b/>
+      <w:bCs/>
+      <w:color w:val="4F81BD" w:themeColor="accent1"/>
     </w:rPr>
   </w:style>
   <w:style w:type="paragraph" w:styleId="Heading4">
